--- a/app/utilidades/_templates/PAT-03-G-001-F-003.docx
+++ b/app/utilidades/_templates/PAT-03-G-001-F-003.docx
@@ -3285,7 +3285,7 @@
           <w:b/>
           <w:lang w:val="es-EC" w:eastAsia="es-EC"/>
         </w:rPr>
-        <w:t>Rodríguez Zambrano Arturo</w:t>
+        <w:t>{{ TutorFirma }}</w:t>
       </w:r>
       <w:r>
         <w:rPr>
@@ -3293,7 +3293,7 @@
           <w:b/>
           <w:lang w:val="es-EC" w:eastAsia="es-EC"/>
         </w:rPr>
-        <w:t xml:space="preserve">, PhD.                                                                      </w:t>
+        <w:t xml:space="preserve">                                                                      </w:t>
       </w:r>
       <w:proofErr w:type="gramStart"/>
       <w:r>
